--- a/public/tours/domestic/east_and_west_india/itineraries/10 Days Northeast Discovery Assam, Meghalaya.docx
+++ b/public/tours/domestic/east_and_west_india/itineraries/10 Days Northeast Discovery Assam, Meghalaya.docx
@@ -1,14 +1,11 @@
 
 <file path=word/document.xml><?xml version="1.0" encoding="utf-8"?>
-<w:document xmlns:wpc="http://schemas.microsoft.com/office/word/2010/wordprocessingCanvas" xmlns:mc="http://schemas.openxmlformats.org/markup-compatibility/2006" xmlns:o="urn:schemas-microsoft-com:office:office" xmlns:r="http://schemas.openxmlformats.org/officeDocument/2006/relationships" xmlns:m="http://schemas.openxmlformats.org/officeDocument/2006/math" xmlns:v="urn:schemas-microsoft-com:vml" xmlns:wp14="http://schemas.microsoft.com/office/word/2010/wordprocessingDrawing" xmlns:wp="http://schemas.openxmlformats.org/drawingml/2006/wordprocessingDrawing" xmlns:w10="urn:schemas-microsoft-com:office:word" xmlns:w="http://schemas.openxmlformats.org/wordprocessingml/2006/main" xmlns:w14="http://schemas.microsoft.com/office/word/2010/wordml" xmlns:w15="http://schemas.microsoft.com/office/word/2012/wordml" xmlns:wpg="http://schemas.microsoft.com/office/word/2010/wordprocessingGroup" xmlns:wpi="http://schemas.microsoft.com/office/word/2010/wordprocessingInk" xmlns:wne="http://schemas.microsoft.com/office/word/2006/wordml" xmlns:wps="http://schemas.microsoft.com/office/word/2010/wordprocessingShape" mc:Ignorable="w14 w15 wp14">
+<w:document xmlns:wpc="http://schemas.microsoft.com/office/word/2010/wordprocessingCanvas" xmlns:cx="http://schemas.microsoft.com/office/drawing/2014/chartex" xmlns:cx1="http://schemas.microsoft.com/office/drawing/2015/9/8/chartex" xmlns:cx2="http://schemas.microsoft.com/office/drawing/2015/10/21/chartex" xmlns:cx3="http://schemas.microsoft.com/office/drawing/2016/5/9/chartex" xmlns:cx4="http://schemas.microsoft.com/office/drawing/2016/5/10/chartex" xmlns:cx5="http://schemas.microsoft.com/office/drawing/2016/5/11/chartex" xmlns:cx6="http://schemas.microsoft.com/office/drawing/2016/5/12/chartex" xmlns:cx7="http://schemas.microsoft.com/office/drawing/2016/5/13/chartex" xmlns:cx8="http://schemas.microsoft.com/office/drawing/2016/5/14/chartex" xmlns:mc="http://schemas.openxmlformats.org/markup-compatibility/2006" xmlns:aink="http://schemas.microsoft.com/office/drawing/2016/ink" xmlns:am3d="http://schemas.microsoft.com/office/drawing/2017/model3d" xmlns:o="urn:schemas-microsoft-com:office:office" xmlns:r="http://schemas.openxmlformats.org/officeDocument/2006/relationships" xmlns:m="http://schemas.openxmlformats.org/officeDocument/2006/math" xmlns:v="urn:schemas-microsoft-com:vml" xmlns:wp14="http://schemas.microsoft.com/office/word/2010/wordprocessingDrawing" xmlns:wp="http://schemas.openxmlformats.org/drawingml/2006/wordprocessingDrawing" xmlns:w10="urn:schemas-microsoft-com:office:word" xmlns:w="http://schemas.openxmlformats.org/wordprocessingml/2006/main" xmlns:w14="http://schemas.microsoft.com/office/word/2010/wordml" xmlns:w15="http://schemas.microsoft.com/office/word/2012/wordml" xmlns:w16cid="http://schemas.microsoft.com/office/word/2016/wordml/cid" xmlns:w16se="http://schemas.microsoft.com/office/word/2015/wordml/symex" xmlns:wpg="http://schemas.microsoft.com/office/word/2010/wordprocessingGroup" xmlns:wpi="http://schemas.microsoft.com/office/word/2010/wordprocessingInk" xmlns:wne="http://schemas.microsoft.com/office/word/2006/wordml" xmlns:wps="http://schemas.microsoft.com/office/word/2010/wordprocessingShape" mc:Ignorable="w14 w15 w16se w16cid wp14">
   <w:body>
     <w:p>
       <w:pPr>
         <w:rPr>
           <w:rFonts w:ascii="Arial" w:hAnsi="Arial" w:cs="Arial"/>
-          <w:b/>
-          <w:bCs/>
-          <w:sz w:val="24"/>
         </w:rPr>
       </w:pPr>
       <w:r>
@@ -64,90 +61,47 @@
           <v:rect id="_x0000_i1025" style="width:0;height:1.5pt" o:hralign="center" o:hrstd="t" o:hr="t" fillcolor="#a0a0a0" stroked="f"/>
         </w:pict>
       </w:r>
-      <w:r>
-        <w:rPr>
-          <w:rFonts w:ascii="Arial" w:hAnsi="Arial" w:cs="Arial"/>
-          <w:b/>
-          <w:bCs/>
-        </w:rPr>
-        <w:t>Overview</w:t>
-      </w:r>
-    </w:p>
-    <w:p>
-      <w:pPr>
-        <w:rPr>
-          <w:rFonts w:ascii="Arial" w:hAnsi="Arial" w:cs="Arial"/>
-        </w:rPr>
-      </w:pPr>
-      <w:r>
-        <w:rPr>
-          <w:rFonts w:ascii="Arial" w:hAnsi="Arial" w:cs="Arial"/>
-        </w:rPr>
-        <w:t xml:space="preserve">Experience a perfect blend of Northeast India and Himalayan beauty with this extensive itinerary covering </w:t>
-      </w:r>
-      <w:proofErr w:type="spellStart"/>
-      <w:r>
-        <w:rPr>
-          <w:rFonts w:ascii="Arial" w:hAnsi="Arial" w:cs="Arial"/>
-        </w:rPr>
-        <w:t>Shillong</w:t>
-      </w:r>
-      <w:proofErr w:type="spellEnd"/>
-      <w:r>
-        <w:rPr>
-          <w:rFonts w:ascii="Arial" w:hAnsi="Arial" w:cs="Arial"/>
-        </w:rPr>
-        <w:t xml:space="preserve">, </w:t>
-      </w:r>
-      <w:proofErr w:type="spellStart"/>
-      <w:r>
-        <w:rPr>
-          <w:rFonts w:ascii="Arial" w:hAnsi="Arial" w:cs="Arial"/>
-        </w:rPr>
-        <w:t>Che</w:t>
-      </w:r>
+    </w:p>
+    <w:p>
+      <w:pPr>
+        <w:rPr>
+          <w:rFonts w:ascii="Arial" w:hAnsi="Arial" w:cs="Arial"/>
+          <w:b/>
+          <w:bCs/>
+        </w:rPr>
+      </w:pPr>
+    </w:p>
+    <w:p>
+      <w:pPr>
+        <w:rPr>
+          <w:rFonts w:ascii="Arial" w:hAnsi="Arial" w:cs="Arial"/>
+          <w:b/>
+          <w:bCs/>
+          <w:sz w:val="24"/>
+        </w:rPr>
+      </w:pPr>
       <w:bookmarkStart w:id="0" w:name="_GoBack"/>
       <w:bookmarkEnd w:id="0"/>
       <w:r>
         <w:rPr>
           <w:rFonts w:ascii="Arial" w:hAnsi="Arial" w:cs="Arial"/>
-        </w:rPr>
-        <w:t>rrapunji</w:t>
-      </w:r>
-      <w:proofErr w:type="spellEnd"/>
-      <w:r>
-        <w:rPr>
-          <w:rFonts w:ascii="Arial" w:hAnsi="Arial" w:cs="Arial"/>
-        </w:rPr>
-        <w:t xml:space="preserve">, </w:t>
-      </w:r>
-      <w:proofErr w:type="spellStart"/>
-      <w:r>
-        <w:rPr>
-          <w:rFonts w:ascii="Arial" w:hAnsi="Arial" w:cs="Arial"/>
-        </w:rPr>
-        <w:t>Dawki</w:t>
-      </w:r>
-      <w:proofErr w:type="spellEnd"/>
-      <w:r>
-        <w:rPr>
-          <w:rFonts w:ascii="Arial" w:hAnsi="Arial" w:cs="Arial"/>
-        </w:rPr>
-        <w:t xml:space="preserve">, Guwahati, </w:t>
-      </w:r>
-      <w:proofErr w:type="spellStart"/>
-      <w:r>
-        <w:rPr>
-          <w:rFonts w:ascii="Arial" w:hAnsi="Arial" w:cs="Arial"/>
-        </w:rPr>
-        <w:t>Gangtok</w:t>
-      </w:r>
-      <w:proofErr w:type="spellEnd"/>
-      <w:r>
-        <w:rPr>
-          <w:rFonts w:ascii="Arial" w:hAnsi="Arial" w:cs="Arial"/>
-        </w:rPr>
-        <w:t>, and Darjeeling. From waterfalls and clean villages to high-altitude lakes, monasteries, and tea gardens, this tour offers a complete mix of nature, culture, and scenic landscapes.</w:t>
+          <w:b/>
+          <w:bCs/>
+        </w:rPr>
+        <w:t>Overview</w:t>
+      </w:r>
+    </w:p>
+    <w:p>
+      <w:pPr>
+        <w:rPr>
+          <w:rFonts w:ascii="Arial" w:hAnsi="Arial" w:cs="Arial"/>
+        </w:rPr>
+      </w:pPr>
+      <w:r>
+        <w:rPr>
+          <w:rFonts w:ascii="Arial" w:hAnsi="Arial" w:cs="Arial"/>
+        </w:rPr>
+        <w:t>Experience a perfect blend of Northeast India and Himalayan beauty with this extensive itinerary covering Shillong, Cherrapunji, Dawki, Guwahati, Gangtok, and Darjeeling. From waterfalls and clean villages to high-altitude lakes, monasteries, and tea gardens, this tour offers a complete mix of nature, culture, and scenic landscapes.</w:t>
       </w:r>
       <w:r>
         <w:rPr>
@@ -178,35 +132,7 @@
         <w:rPr>
           <w:rFonts w:ascii="Arial" w:hAnsi="Arial" w:cs="Arial"/>
         </w:rPr>
-        <w:t xml:space="preserve">• Visit </w:t>
-      </w:r>
-      <w:proofErr w:type="spellStart"/>
-      <w:r>
-        <w:rPr>
-          <w:rFonts w:ascii="Arial" w:hAnsi="Arial" w:cs="Arial"/>
-        </w:rPr>
-        <w:t>Umiam</w:t>
-      </w:r>
-      <w:proofErr w:type="spellEnd"/>
-      <w:r>
-        <w:rPr>
-          <w:rFonts w:ascii="Arial" w:hAnsi="Arial" w:cs="Arial"/>
-        </w:rPr>
-        <w:t xml:space="preserve"> (</w:t>
-      </w:r>
-      <w:proofErr w:type="spellStart"/>
-      <w:r>
-        <w:rPr>
-          <w:rFonts w:ascii="Arial" w:hAnsi="Arial" w:cs="Arial"/>
-        </w:rPr>
-        <w:t>Barapani</w:t>
-      </w:r>
-      <w:proofErr w:type="spellEnd"/>
-      <w:r>
-        <w:rPr>
-          <w:rFonts w:ascii="Arial" w:hAnsi="Arial" w:cs="Arial"/>
-        </w:rPr>
-        <w:t>) Lake</w:t>
+        <w:t>• Visit Umiam (Barapani) Lake</w:t>
       </w:r>
       <w:r>
         <w:rPr>
@@ -220,51 +146,15 @@
           <w:rFonts w:ascii="Arial" w:hAnsi="Arial" w:cs="Arial"/>
         </w:rPr>
         <w:br/>
-        <w:t xml:space="preserve">• Discover </w:t>
-      </w:r>
-      <w:proofErr w:type="spellStart"/>
-      <w:r>
-        <w:rPr>
-          <w:rFonts w:ascii="Arial" w:hAnsi="Arial" w:cs="Arial"/>
-        </w:rPr>
-        <w:t>Mawlynnong</w:t>
-      </w:r>
-      <w:proofErr w:type="spellEnd"/>
-      <w:r>
-        <w:rPr>
-          <w:rFonts w:ascii="Arial" w:hAnsi="Arial" w:cs="Arial"/>
-        </w:rPr>
-        <w:t xml:space="preserve"> – Asia’s Cleanest Village</w:t>
-      </w:r>
-      <w:r>
-        <w:rPr>
-          <w:rFonts w:ascii="Arial" w:hAnsi="Arial" w:cs="Arial"/>
-        </w:rPr>
-        <w:br/>
-        <w:t xml:space="preserve">• Boating in </w:t>
-      </w:r>
-      <w:proofErr w:type="spellStart"/>
-      <w:r>
-        <w:rPr>
-          <w:rFonts w:ascii="Arial" w:hAnsi="Arial" w:cs="Arial"/>
-        </w:rPr>
-        <w:t>Umngot</w:t>
-      </w:r>
-      <w:proofErr w:type="spellEnd"/>
-      <w:r>
-        <w:rPr>
-          <w:rFonts w:ascii="Arial" w:hAnsi="Arial" w:cs="Arial"/>
-        </w:rPr>
-        <w:t xml:space="preserve"> River at </w:t>
-      </w:r>
-      <w:proofErr w:type="spellStart"/>
-      <w:r>
-        <w:rPr>
-          <w:rFonts w:ascii="Arial" w:hAnsi="Arial" w:cs="Arial"/>
-        </w:rPr>
-        <w:t>Dawki</w:t>
-      </w:r>
-      <w:proofErr w:type="spellEnd"/>
+        <w:t>• Discover Mawlynnong – Asia’s Cleanest Village</w:t>
+      </w:r>
+      <w:r>
+        <w:rPr>
+          <w:rFonts w:ascii="Arial" w:hAnsi="Arial" w:cs="Arial"/>
+        </w:rPr>
+        <w:br/>
+        <w:t>• Boating in Umngot River at Dawki</w:t>
+      </w:r>
       <w:r>
         <w:rPr>
           <w:rFonts w:ascii="Arial" w:hAnsi="Arial" w:cs="Arial"/>
@@ -284,21 +174,7 @@
           <w:rFonts w:ascii="Arial" w:hAnsi="Arial" w:cs="Arial"/>
         </w:rPr>
         <w:br/>
-        <w:t xml:space="preserve">• Visit </w:t>
-      </w:r>
-      <w:proofErr w:type="spellStart"/>
-      <w:r>
-        <w:rPr>
-          <w:rFonts w:ascii="Arial" w:hAnsi="Arial" w:cs="Arial"/>
-        </w:rPr>
-        <w:t>Tsomgo</w:t>
-      </w:r>
-      <w:proofErr w:type="spellEnd"/>
-      <w:r>
-        <w:rPr>
-          <w:rFonts w:ascii="Arial" w:hAnsi="Arial" w:cs="Arial"/>
-        </w:rPr>
-        <w:t xml:space="preserve"> Lake &amp; Baba Mandir in Gangtok</w:t>
+        <w:t>• Visit Tsomgo Lake &amp; Baba Mandir in Gangtok</w:t>
       </w:r>
       <w:r>
         <w:rPr>
@@ -319,21 +195,7 @@
           <w:rFonts w:ascii="Arial" w:hAnsi="Arial" w:cs="Arial"/>
         </w:rPr>
         <w:br/>
-        <w:t xml:space="preserve">• Visit </w:t>
-      </w:r>
-      <w:proofErr w:type="spellStart"/>
-      <w:r>
-        <w:rPr>
-          <w:rFonts w:ascii="Arial" w:hAnsi="Arial" w:cs="Arial"/>
-        </w:rPr>
-        <w:t>Batasia</w:t>
-      </w:r>
-      <w:proofErr w:type="spellEnd"/>
-      <w:r>
-        <w:rPr>
-          <w:rFonts w:ascii="Arial" w:hAnsi="Arial" w:cs="Arial"/>
-        </w:rPr>
-        <w:t xml:space="preserve"> Loop &amp; Himalayan Mountaineering Institute</w:t>
+        <w:t>• Visit Batasia Loop &amp; Himalayan Mountaineering Institute</w:t>
       </w:r>
       <w:r>
         <w:rPr>
@@ -368,16 +230,8 @@
         <w:rPr>
           <w:rFonts w:ascii="Arial" w:hAnsi="Arial" w:cs="Arial"/>
         </w:rPr>
-        <w:t xml:space="preserve">Hotel Nirvana Orchid / Hotel </w:t>
-      </w:r>
-      <w:proofErr w:type="spellStart"/>
-      <w:r>
-        <w:rPr>
-          <w:rFonts w:ascii="Arial" w:hAnsi="Arial" w:cs="Arial"/>
-        </w:rPr>
-        <w:t>M’Crown</w:t>
-      </w:r>
-      <w:proofErr w:type="spellEnd"/>
+        <w:t>Hotel Nirvana Orchid / Hotel M’Crown</w:t>
+      </w:r>
       <w:r>
         <w:rPr>
           <w:rFonts w:ascii="Arial" w:hAnsi="Arial" w:cs="Arial"/>
@@ -390,35 +244,7 @@
           <w:rFonts w:ascii="Arial" w:hAnsi="Arial" w:cs="Arial"/>
         </w:rPr>
         <w:br/>
-        <w:t xml:space="preserve">Hotel </w:t>
-      </w:r>
-      <w:proofErr w:type="spellStart"/>
-      <w:r>
-        <w:rPr>
-          <w:rFonts w:ascii="Arial" w:hAnsi="Arial" w:cs="Arial"/>
-        </w:rPr>
-        <w:t>Denzong</w:t>
-      </w:r>
-      <w:proofErr w:type="spellEnd"/>
-      <w:r>
-        <w:rPr>
-          <w:rFonts w:ascii="Arial" w:hAnsi="Arial" w:cs="Arial"/>
-        </w:rPr>
-        <w:t xml:space="preserve"> </w:t>
-      </w:r>
-      <w:proofErr w:type="spellStart"/>
-      <w:r>
-        <w:rPr>
-          <w:rFonts w:ascii="Arial" w:hAnsi="Arial" w:cs="Arial"/>
-        </w:rPr>
-        <w:t>Shangrila</w:t>
-      </w:r>
-      <w:proofErr w:type="spellEnd"/>
-      <w:r>
-        <w:rPr>
-          <w:rFonts w:ascii="Arial" w:hAnsi="Arial" w:cs="Arial"/>
-        </w:rPr>
-        <w:t xml:space="preserve"> / Lemon Tree</w:t>
+        <w:t>Hotel Denzong Shangrila / Lemon Tree</w:t>
       </w:r>
       <w:r>
         <w:rPr>
@@ -472,49 +298,7 @@
           <w:rFonts w:ascii="Arial" w:hAnsi="Arial" w:cs="Arial"/>
         </w:rPr>
         <w:br/>
-        <w:t xml:space="preserve">On arrival at Guwahati Airport, meet our representative and transfer to Shillong. </w:t>
-      </w:r>
-      <w:proofErr w:type="spellStart"/>
-      <w:r>
-        <w:rPr>
-          <w:rFonts w:ascii="Arial" w:hAnsi="Arial" w:cs="Arial"/>
-        </w:rPr>
-        <w:t>Enroute</w:t>
-      </w:r>
-      <w:proofErr w:type="spellEnd"/>
-      <w:r>
-        <w:rPr>
-          <w:rFonts w:ascii="Arial" w:hAnsi="Arial" w:cs="Arial"/>
-        </w:rPr>
-        <w:t xml:space="preserve"> visit </w:t>
-      </w:r>
-      <w:proofErr w:type="spellStart"/>
-      <w:r>
-        <w:rPr>
-          <w:rFonts w:ascii="Arial" w:hAnsi="Arial" w:cs="Arial"/>
-        </w:rPr>
-        <w:t>Umiam</w:t>
-      </w:r>
-      <w:proofErr w:type="spellEnd"/>
-      <w:r>
-        <w:rPr>
-          <w:rFonts w:ascii="Arial" w:hAnsi="Arial" w:cs="Arial"/>
-        </w:rPr>
-        <w:t xml:space="preserve"> Lake (</w:t>
-      </w:r>
-      <w:proofErr w:type="spellStart"/>
-      <w:r>
-        <w:rPr>
-          <w:rFonts w:ascii="Arial" w:hAnsi="Arial" w:cs="Arial"/>
-        </w:rPr>
-        <w:t>Barapani</w:t>
-      </w:r>
-      <w:proofErr w:type="spellEnd"/>
-      <w:r>
-        <w:rPr>
-          <w:rFonts w:ascii="Arial" w:hAnsi="Arial" w:cs="Arial"/>
-        </w:rPr>
-        <w:t>) and enjoy optional boating. On arrival, check-in at hotel. Evening free for leisure. Overnight stay in Shillong.</w:t>
+        <w:t>On arrival at Guwahati Airport, meet our representative and transfer to Shillong. Enroute visit Umiam Lake (Barapani) and enjoy optional boating. On arrival, check-in at hotel. Evening free for leisure. Overnight stay in Shillong.</w:t>
       </w:r>
     </w:p>
     <w:p>
@@ -536,181 +320,29 @@
           <w:rFonts w:ascii="Arial" w:hAnsi="Arial" w:cs="Arial"/>
         </w:rPr>
         <w:br/>
-        <w:t xml:space="preserve">After breakfast, proceed to Cherrapunji. Enroute visit Elephant Falls and </w:t>
-      </w:r>
-      <w:proofErr w:type="spellStart"/>
-      <w:r>
-        <w:rPr>
-          <w:rFonts w:ascii="Arial" w:hAnsi="Arial" w:cs="Arial"/>
-        </w:rPr>
-        <w:t>Mawkdok</w:t>
-      </w:r>
-      <w:proofErr w:type="spellEnd"/>
-      <w:r>
-        <w:rPr>
-          <w:rFonts w:ascii="Arial" w:hAnsi="Arial" w:cs="Arial"/>
-        </w:rPr>
-        <w:t xml:space="preserve"> Valley. Explore </w:t>
-      </w:r>
-      <w:proofErr w:type="spellStart"/>
-      <w:r>
-        <w:rPr>
-          <w:rFonts w:ascii="Arial" w:hAnsi="Arial" w:cs="Arial"/>
-        </w:rPr>
-        <w:t>Nohsngithiang</w:t>
-      </w:r>
-      <w:proofErr w:type="spellEnd"/>
-      <w:r>
-        <w:rPr>
-          <w:rFonts w:ascii="Arial" w:hAnsi="Arial" w:cs="Arial"/>
-        </w:rPr>
-        <w:t xml:space="preserve"> Falls, Seven Sisters Falls, </w:t>
-      </w:r>
-      <w:proofErr w:type="spellStart"/>
-      <w:r>
-        <w:rPr>
-          <w:rFonts w:ascii="Arial" w:hAnsi="Arial" w:cs="Arial"/>
-        </w:rPr>
-        <w:t>Arwah</w:t>
-      </w:r>
-      <w:proofErr w:type="spellEnd"/>
-      <w:r>
-        <w:rPr>
-          <w:rFonts w:ascii="Arial" w:hAnsi="Arial" w:cs="Arial"/>
-        </w:rPr>
-        <w:t xml:space="preserve"> Cave, </w:t>
-      </w:r>
-      <w:proofErr w:type="spellStart"/>
-      <w:r>
-        <w:rPr>
-          <w:rFonts w:ascii="Arial" w:hAnsi="Arial" w:cs="Arial"/>
-        </w:rPr>
-        <w:t>Mawsmai</w:t>
-      </w:r>
-      <w:proofErr w:type="spellEnd"/>
-      <w:r>
-        <w:rPr>
-          <w:rFonts w:ascii="Arial" w:hAnsi="Arial" w:cs="Arial"/>
-        </w:rPr>
-        <w:t xml:space="preserve"> Cave, and Eco Park. Later return to Shillong. Overnight stay in Shillong.</w:t>
-      </w:r>
-    </w:p>
-    <w:p>
-      <w:pPr>
-        <w:rPr>
-          <w:rFonts w:ascii="Arial" w:hAnsi="Arial" w:cs="Arial"/>
-        </w:rPr>
-      </w:pPr>
-      <w:r>
-        <w:rPr>
-          <w:rFonts w:ascii="Arial" w:hAnsi="Arial" w:cs="Arial"/>
-          <w:b/>
-          <w:bCs/>
-        </w:rPr>
-        <w:t xml:space="preserve">Day 03: </w:t>
-      </w:r>
-      <w:proofErr w:type="spellStart"/>
-      <w:r>
-        <w:rPr>
-          <w:rFonts w:ascii="Arial" w:hAnsi="Arial" w:cs="Arial"/>
-          <w:b/>
-          <w:bCs/>
-        </w:rPr>
-        <w:t>Shillong</w:t>
-      </w:r>
-      <w:proofErr w:type="spellEnd"/>
-      <w:r>
-        <w:rPr>
-          <w:rFonts w:ascii="Arial" w:hAnsi="Arial" w:cs="Arial"/>
-          <w:b/>
-          <w:bCs/>
-        </w:rPr>
-        <w:t xml:space="preserve"> – </w:t>
-      </w:r>
-      <w:proofErr w:type="spellStart"/>
-      <w:r>
-        <w:rPr>
-          <w:rFonts w:ascii="Arial" w:hAnsi="Arial" w:cs="Arial"/>
-          <w:b/>
-          <w:bCs/>
-        </w:rPr>
-        <w:t>Mawlynnong</w:t>
-      </w:r>
-      <w:proofErr w:type="spellEnd"/>
-      <w:r>
-        <w:rPr>
-          <w:rFonts w:ascii="Arial" w:hAnsi="Arial" w:cs="Arial"/>
-          <w:b/>
-          <w:bCs/>
-        </w:rPr>
-        <w:t xml:space="preserve"> – </w:t>
-      </w:r>
-      <w:proofErr w:type="spellStart"/>
-      <w:r>
-        <w:rPr>
-          <w:rFonts w:ascii="Arial" w:hAnsi="Arial" w:cs="Arial"/>
-          <w:b/>
-          <w:bCs/>
-        </w:rPr>
-        <w:t>Dawki</w:t>
-      </w:r>
-      <w:proofErr w:type="spellEnd"/>
-      <w:r>
-        <w:rPr>
-          <w:rFonts w:ascii="Arial" w:hAnsi="Arial" w:cs="Arial"/>
-          <w:b/>
-          <w:bCs/>
-        </w:rPr>
-        <w:t xml:space="preserve"> – Shillong</w:t>
-      </w:r>
-      <w:r>
-        <w:rPr>
-          <w:rFonts w:ascii="Arial" w:hAnsi="Arial" w:cs="Arial"/>
-        </w:rPr>
-        <w:br/>
-        <w:t xml:space="preserve">After breakfast, proceed to </w:t>
-      </w:r>
-      <w:proofErr w:type="spellStart"/>
-      <w:r>
-        <w:rPr>
-          <w:rFonts w:ascii="Arial" w:hAnsi="Arial" w:cs="Arial"/>
-        </w:rPr>
-        <w:t>Mawlynnong</w:t>
-      </w:r>
-      <w:proofErr w:type="spellEnd"/>
-      <w:r>
-        <w:rPr>
-          <w:rFonts w:ascii="Arial" w:hAnsi="Arial" w:cs="Arial"/>
-        </w:rPr>
-        <w:t xml:space="preserve">, known as Asia’s cleanest village. Visit Living Root Bridge. Continue to </w:t>
-      </w:r>
-      <w:proofErr w:type="spellStart"/>
-      <w:r>
-        <w:rPr>
-          <w:rFonts w:ascii="Arial" w:hAnsi="Arial" w:cs="Arial"/>
-        </w:rPr>
-        <w:t>Dawki</w:t>
-      </w:r>
-      <w:proofErr w:type="spellEnd"/>
-      <w:r>
-        <w:rPr>
-          <w:rFonts w:ascii="Arial" w:hAnsi="Arial" w:cs="Arial"/>
-        </w:rPr>
-        <w:t xml:space="preserve"> and enjoy boating in </w:t>
-      </w:r>
-      <w:proofErr w:type="spellStart"/>
-      <w:r>
-        <w:rPr>
-          <w:rFonts w:ascii="Arial" w:hAnsi="Arial" w:cs="Arial"/>
-        </w:rPr>
-        <w:t>Umngot</w:t>
-      </w:r>
-      <w:proofErr w:type="spellEnd"/>
-      <w:r>
-        <w:rPr>
-          <w:rFonts w:ascii="Arial" w:hAnsi="Arial" w:cs="Arial"/>
-        </w:rPr>
-        <w:t xml:space="preserve"> River near Indo-Bangladesh border. Return to Shillong. Overnight stay in Shillong.</w:t>
+        <w:t>After breakfast, proceed to Cherrapunji. Enroute visit Elephant Falls and Mawkdok Valley. Explore Nohsngithiang Falls, Seven Sisters Falls, Arwah Cave, Mawsmai Cave, and Eco Park. Later return to Shillong. Overnight stay in Shillong.</w:t>
+      </w:r>
+    </w:p>
+    <w:p>
+      <w:pPr>
+        <w:rPr>
+          <w:rFonts w:ascii="Arial" w:hAnsi="Arial" w:cs="Arial"/>
+        </w:rPr>
+      </w:pPr>
+      <w:r>
+        <w:rPr>
+          <w:rFonts w:ascii="Arial" w:hAnsi="Arial" w:cs="Arial"/>
+          <w:b/>
+          <w:bCs/>
+        </w:rPr>
+        <w:t>Day 03: Shillong – Mawlynnong – Dawki – Shillong</w:t>
+      </w:r>
+      <w:r>
+        <w:rPr>
+          <w:rFonts w:ascii="Arial" w:hAnsi="Arial" w:cs="Arial"/>
+        </w:rPr>
+        <w:br/>
+        <w:t>After breakfast, proceed to Mawlynnong, known as Asia’s cleanest village. Visit Living Root Bridge. Continue to Dawki and enjoy boating in Umngot River near Indo-Bangladesh border. Return to Shillong. Overnight stay in Shillong.</w:t>
       </w:r>
     </w:p>
     <w:p>
@@ -770,64 +402,14 @@
           <w:b/>
           <w:bCs/>
         </w:rPr>
-        <w:t xml:space="preserve">Day 06: </w:t>
-      </w:r>
-      <w:proofErr w:type="spellStart"/>
-      <w:r>
-        <w:rPr>
-          <w:rFonts w:ascii="Arial" w:hAnsi="Arial" w:cs="Arial"/>
-          <w:b/>
-          <w:bCs/>
-        </w:rPr>
-        <w:t>Gangtok</w:t>
-      </w:r>
-      <w:proofErr w:type="spellEnd"/>
-      <w:r>
-        <w:rPr>
-          <w:rFonts w:ascii="Arial" w:hAnsi="Arial" w:cs="Arial"/>
-          <w:b/>
-          <w:bCs/>
-        </w:rPr>
-        <w:t xml:space="preserve"> – </w:t>
-      </w:r>
-      <w:proofErr w:type="spellStart"/>
-      <w:r>
-        <w:rPr>
-          <w:rFonts w:ascii="Arial" w:hAnsi="Arial" w:cs="Arial"/>
-          <w:b/>
-          <w:bCs/>
-        </w:rPr>
-        <w:t>Tsomgo</w:t>
-      </w:r>
-      <w:proofErr w:type="spellEnd"/>
-      <w:r>
-        <w:rPr>
-          <w:rFonts w:ascii="Arial" w:hAnsi="Arial" w:cs="Arial"/>
-          <w:b/>
-          <w:bCs/>
-        </w:rPr>
-        <w:t xml:space="preserve"> Lake &amp; Baba Mandir Excursion</w:t>
-      </w:r>
-      <w:r>
-        <w:rPr>
-          <w:rFonts w:ascii="Arial" w:hAnsi="Arial" w:cs="Arial"/>
-        </w:rPr>
-        <w:br/>
-        <w:t xml:space="preserve">After breakfast, proceed to </w:t>
-      </w:r>
-      <w:proofErr w:type="spellStart"/>
-      <w:r>
-        <w:rPr>
-          <w:rFonts w:ascii="Arial" w:hAnsi="Arial" w:cs="Arial"/>
-        </w:rPr>
-        <w:t>Tsomgo</w:t>
-      </w:r>
-      <w:proofErr w:type="spellEnd"/>
-      <w:r>
-        <w:rPr>
-          <w:rFonts w:ascii="Arial" w:hAnsi="Arial" w:cs="Arial"/>
-        </w:rPr>
-        <w:t xml:space="preserve"> Lake and Baba Mandir. Enjoy scenic beauty and high-altitude views. Return to hotel. Overnight stay in Gangtok.</w:t>
+        <w:t>Day 06: Gangtok – Tsomgo Lake &amp; Baba Mandir Excursion</w:t>
+      </w:r>
+      <w:r>
+        <w:rPr>
+          <w:rFonts w:ascii="Arial" w:hAnsi="Arial" w:cs="Arial"/>
+        </w:rPr>
+        <w:br/>
+        <w:t>After breakfast, proceed to Tsomgo Lake and Baba Mandir. Enjoy scenic beauty and high-altitude views. Return to hotel. Overnight stay in Gangtok.</w:t>
       </w:r>
     </w:p>
     <w:p>
@@ -849,63 +431,7 @@
           <w:rFonts w:ascii="Arial" w:hAnsi="Arial" w:cs="Arial"/>
         </w:rPr>
         <w:br/>
-        <w:t xml:space="preserve">After breakfast, visit Ganesh Tok, Tashi View Point, Monasteries, </w:t>
-      </w:r>
-      <w:proofErr w:type="spellStart"/>
-      <w:r>
-        <w:rPr>
-          <w:rFonts w:ascii="Arial" w:hAnsi="Arial" w:cs="Arial"/>
-        </w:rPr>
-        <w:t>Bakthang</w:t>
-      </w:r>
-      <w:proofErr w:type="spellEnd"/>
-      <w:r>
-        <w:rPr>
-          <w:rFonts w:ascii="Arial" w:hAnsi="Arial" w:cs="Arial"/>
-        </w:rPr>
-        <w:t xml:space="preserve"> Waterfalls, Flower Park, Do </w:t>
-      </w:r>
-      <w:proofErr w:type="spellStart"/>
-      <w:r>
-        <w:rPr>
-          <w:rFonts w:ascii="Arial" w:hAnsi="Arial" w:cs="Arial"/>
-        </w:rPr>
-        <w:t>Drul</w:t>
-      </w:r>
-      <w:proofErr w:type="spellEnd"/>
-      <w:r>
-        <w:rPr>
-          <w:rFonts w:ascii="Arial" w:hAnsi="Arial" w:cs="Arial"/>
-        </w:rPr>
-        <w:t xml:space="preserve"> </w:t>
-      </w:r>
-      <w:proofErr w:type="spellStart"/>
-      <w:r>
-        <w:rPr>
-          <w:rFonts w:ascii="Arial" w:hAnsi="Arial" w:cs="Arial"/>
-        </w:rPr>
-        <w:t>Chorten</w:t>
-      </w:r>
-      <w:proofErr w:type="spellEnd"/>
-      <w:r>
-        <w:rPr>
-          <w:rFonts w:ascii="Arial" w:hAnsi="Arial" w:cs="Arial"/>
-        </w:rPr>
-        <w:t xml:space="preserve">, and </w:t>
-      </w:r>
-      <w:proofErr w:type="spellStart"/>
-      <w:r>
-        <w:rPr>
-          <w:rFonts w:ascii="Arial" w:hAnsi="Arial" w:cs="Arial"/>
-        </w:rPr>
-        <w:t>Namgyal</w:t>
-      </w:r>
-      <w:proofErr w:type="spellEnd"/>
-      <w:r>
-        <w:rPr>
-          <w:rFonts w:ascii="Arial" w:hAnsi="Arial" w:cs="Arial"/>
-        </w:rPr>
-        <w:t xml:space="preserve"> Institute of Tibetology. Evening free for leisure. Overnight stay in Gangtok.</w:t>
+        <w:t>After breakfast, visit Ganesh Tok, Tashi View Point, Monasteries, Bakthang Waterfalls, Flower Park, Do Drul Chorten, and Namgyal Institute of Tibetology. Evening free for leisure. Overnight stay in Gangtok.</w:t>
       </w:r>
     </w:p>
     <w:p>
@@ -949,48 +475,7 @@
           <w:rFonts w:ascii="Arial" w:hAnsi="Arial" w:cs="Arial"/>
         </w:rPr>
         <w:br/>
-      </w:r>
-      <w:proofErr w:type="gramStart"/>
-      <w:r>
-        <w:rPr>
-          <w:rFonts w:ascii="Arial" w:hAnsi="Arial" w:cs="Arial"/>
-        </w:rPr>
-        <w:t>Early</w:t>
-      </w:r>
-      <w:proofErr w:type="gramEnd"/>
-      <w:r>
-        <w:rPr>
-          <w:rFonts w:ascii="Arial" w:hAnsi="Arial" w:cs="Arial"/>
-        </w:rPr>
-        <w:t xml:space="preserve"> morning visit Tiger Hill for sunrise view over Kanchenjunga. Visit </w:t>
-      </w:r>
-      <w:proofErr w:type="spellStart"/>
-      <w:r>
-        <w:rPr>
-          <w:rFonts w:ascii="Arial" w:hAnsi="Arial" w:cs="Arial"/>
-        </w:rPr>
-        <w:t>Batasia</w:t>
-      </w:r>
-      <w:proofErr w:type="spellEnd"/>
-      <w:r>
-        <w:rPr>
-          <w:rFonts w:ascii="Arial" w:hAnsi="Arial" w:cs="Arial"/>
-        </w:rPr>
-        <w:t xml:space="preserve"> Loop and </w:t>
-      </w:r>
-      <w:proofErr w:type="spellStart"/>
-      <w:r>
-        <w:rPr>
-          <w:rFonts w:ascii="Arial" w:hAnsi="Arial" w:cs="Arial"/>
-        </w:rPr>
-        <w:t>Ghoom</w:t>
-      </w:r>
-      <w:proofErr w:type="spellEnd"/>
-      <w:r>
-        <w:rPr>
-          <w:rFonts w:ascii="Arial" w:hAnsi="Arial" w:cs="Arial"/>
-        </w:rPr>
-        <w:t xml:space="preserve"> Monastery. After breakfast, visit Himalayan Mountaineering Institute, Padmaja Naidu Zoological Park, Tea Garden, Japanese Peace Pagoda, and Tenzing Rock. Overnight stay in Darjeeling.</w:t>
+        <w:t>Early morning visit Tiger Hill for sunrise view over Kanchenjunga. Visit Batasia Loop and Ghoom Monastery. After breakfast, visit Himalayan Mountaineering Institute, Padmaja Naidu Zoological Park, Tea Garden, Japanese Peace Pagoda, and Tenzing Rock. Overnight stay in Darjeeling.</w:t>
       </w:r>
     </w:p>
     <w:p>
@@ -1077,7 +562,21 @@
           <w:rFonts w:ascii="Arial" w:hAnsi="Arial" w:cs="Arial"/>
         </w:rPr>
         <w:br/>
-        <w:t>• 03 nights Shillong, 01 night Guwahati, 03 nights Gangtok, 02 nights Darjeeling</w:t>
+        <w:t xml:space="preserve">• 03 nights Shillong, </w:t>
+      </w:r>
+      <w:proofErr w:type="gramStart"/>
+      <w:r>
+        <w:rPr>
+          <w:rFonts w:ascii="Arial" w:hAnsi="Arial" w:cs="Arial"/>
+        </w:rPr>
+        <w:t>01 night</w:t>
+      </w:r>
+      <w:proofErr w:type="gramEnd"/>
+      <w:r>
+        <w:rPr>
+          <w:rFonts w:ascii="Arial" w:hAnsi="Arial" w:cs="Arial"/>
+        </w:rPr>
+        <w:t xml:space="preserve"> Guwahati, 03 nights Gangtok, 02 nights Darjeeling</w:t>
       </w:r>
       <w:r>
         <w:rPr>
@@ -1098,16 +597,8 @@
           <w:rFonts w:ascii="Arial" w:hAnsi="Arial" w:cs="Arial"/>
         </w:rPr>
         <w:br/>
-        <w:t>• MAPAI meal plan (Breakfast &amp; Dinner</w:t>
-      </w:r>
-      <w:proofErr w:type="gramStart"/>
-      <w:r>
-        <w:rPr>
-          <w:rFonts w:ascii="Arial" w:hAnsi="Arial" w:cs="Arial"/>
-        </w:rPr>
-        <w:t>)</w:t>
-      </w:r>
-      <w:proofErr w:type="gramEnd"/>
+        <w:t>• MAPAI meal plan (Breakfast &amp; Dinner)</w:t>
+      </w:r>
       <w:r>
         <w:rPr>
           <w:rFonts w:ascii="Arial" w:hAnsi="Arial" w:cs="Arial"/>
@@ -1158,21 +649,7 @@
         <w:rPr>
           <w:rFonts w:ascii="Arial" w:hAnsi="Arial" w:cs="Arial"/>
         </w:rPr>
-        <w:t xml:space="preserve">• 09 </w:t>
-      </w:r>
-      <w:proofErr w:type="spellStart"/>
-      <w:r>
-        <w:rPr>
-          <w:rFonts w:ascii="Arial" w:hAnsi="Arial" w:cs="Arial"/>
-        </w:rPr>
-        <w:t>nights</w:t>
-      </w:r>
-      <w:proofErr w:type="spellEnd"/>
-      <w:r>
-        <w:rPr>
-          <w:rFonts w:ascii="Arial" w:hAnsi="Arial" w:cs="Arial"/>
-        </w:rPr>
-        <w:t xml:space="preserve"> accommodation</w:t>
+        <w:t>• 09 nights accommodation</w:t>
       </w:r>
       <w:r>
         <w:rPr>
@@ -1272,21 +749,7 @@
           <w:rFonts w:ascii="Arial" w:hAnsi="Arial" w:cs="Arial"/>
         </w:rPr>
         <w:lastRenderedPageBreak/>
-        <w:t xml:space="preserve">• </w:t>
-      </w:r>
-      <w:proofErr w:type="spellStart"/>
-      <w:r>
-        <w:rPr>
-          <w:rFonts w:ascii="Arial" w:hAnsi="Arial" w:cs="Arial"/>
-        </w:rPr>
-        <w:t>Nathula</w:t>
-      </w:r>
-      <w:proofErr w:type="spellEnd"/>
-      <w:r>
-        <w:rPr>
-          <w:rFonts w:ascii="Arial" w:hAnsi="Arial" w:cs="Arial"/>
-        </w:rPr>
-        <w:t xml:space="preserve"> Pass permits &amp; vehicle charges</w:t>
+        <w:t>• Nathula Pass permits &amp; vehicle charges</w:t>
       </w:r>
       <w:r>
         <w:rPr>
@@ -1335,21 +798,7 @@
           <w:rFonts w:ascii="Arial" w:hAnsi="Arial" w:cs="Arial"/>
         </w:rPr>
         <w:br/>
-        <w:t xml:space="preserve">• </w:t>
-      </w:r>
-      <w:proofErr w:type="gramStart"/>
-      <w:r>
-        <w:rPr>
-          <w:rFonts w:ascii="Arial" w:hAnsi="Arial" w:cs="Arial"/>
-        </w:rPr>
-        <w:t>Anything</w:t>
-      </w:r>
-      <w:proofErr w:type="gramEnd"/>
-      <w:r>
-        <w:rPr>
-          <w:rFonts w:ascii="Arial" w:hAnsi="Arial" w:cs="Arial"/>
-        </w:rPr>
-        <w:t xml:space="preserve"> not mentioned in inclusions</w:t>
+        <w:t>• Anything not mentioned in inclusions</w:t>
       </w:r>
     </w:p>
     <w:p>
@@ -1387,7 +836,7 @@
 </file>
 
 <file path=word/endnotes.xml><?xml version="1.0" encoding="utf-8"?>
-<w:endnotes xmlns:wpc="http://schemas.microsoft.com/office/word/2010/wordprocessingCanvas" xmlns:mc="http://schemas.openxmlformats.org/markup-compatibility/2006" xmlns:o="urn:schemas-microsoft-com:office:office" xmlns:r="http://schemas.openxmlformats.org/officeDocument/2006/relationships" xmlns:m="http://schemas.openxmlformats.org/officeDocument/2006/math" xmlns:v="urn:schemas-microsoft-com:vml" xmlns:wp14="http://schemas.microsoft.com/office/word/2010/wordprocessingDrawing" xmlns:wp="http://schemas.openxmlformats.org/drawingml/2006/wordprocessingDrawing" xmlns:w10="urn:schemas-microsoft-com:office:word" xmlns:w="http://schemas.openxmlformats.org/wordprocessingml/2006/main" xmlns:w14="http://schemas.microsoft.com/office/word/2010/wordml" xmlns:w15="http://schemas.microsoft.com/office/word/2012/wordml" xmlns:wpg="http://schemas.microsoft.com/office/word/2010/wordprocessingGroup" xmlns:wpi="http://schemas.microsoft.com/office/word/2010/wordprocessingInk" xmlns:wne="http://schemas.microsoft.com/office/word/2006/wordml" xmlns:wps="http://schemas.microsoft.com/office/word/2010/wordprocessingShape" mc:Ignorable="w14 w15 wp14">
+<w:endnotes xmlns:wpc="http://schemas.microsoft.com/office/word/2010/wordprocessingCanvas" xmlns:cx="http://schemas.microsoft.com/office/drawing/2014/chartex" xmlns:cx1="http://schemas.microsoft.com/office/drawing/2015/9/8/chartex" xmlns:cx2="http://schemas.microsoft.com/office/drawing/2015/10/21/chartex" xmlns:cx3="http://schemas.microsoft.com/office/drawing/2016/5/9/chartex" xmlns:cx4="http://schemas.microsoft.com/office/drawing/2016/5/10/chartex" xmlns:cx5="http://schemas.microsoft.com/office/drawing/2016/5/11/chartex" xmlns:cx6="http://schemas.microsoft.com/office/drawing/2016/5/12/chartex" xmlns:cx7="http://schemas.microsoft.com/office/drawing/2016/5/13/chartex" xmlns:cx8="http://schemas.microsoft.com/office/drawing/2016/5/14/chartex" xmlns:mc="http://schemas.openxmlformats.org/markup-compatibility/2006" xmlns:aink="http://schemas.microsoft.com/office/drawing/2016/ink" xmlns:am3d="http://schemas.microsoft.com/office/drawing/2017/model3d" xmlns:o="urn:schemas-microsoft-com:office:office" xmlns:r="http://schemas.openxmlformats.org/officeDocument/2006/relationships" xmlns:m="http://schemas.openxmlformats.org/officeDocument/2006/math" xmlns:v="urn:schemas-microsoft-com:vml" xmlns:wp14="http://schemas.microsoft.com/office/word/2010/wordprocessingDrawing" xmlns:wp="http://schemas.openxmlformats.org/drawingml/2006/wordprocessingDrawing" xmlns:w10="urn:schemas-microsoft-com:office:word" xmlns:w="http://schemas.openxmlformats.org/wordprocessingml/2006/main" xmlns:w14="http://schemas.microsoft.com/office/word/2010/wordml" xmlns:w15="http://schemas.microsoft.com/office/word/2012/wordml" xmlns:w16cid="http://schemas.microsoft.com/office/word/2016/wordml/cid" xmlns:w16se="http://schemas.microsoft.com/office/word/2015/wordml/symex" xmlns:wpg="http://schemas.microsoft.com/office/word/2010/wordprocessingGroup" xmlns:wpi="http://schemas.microsoft.com/office/word/2010/wordprocessingInk" xmlns:wne="http://schemas.microsoft.com/office/word/2006/wordml" xmlns:wps="http://schemas.microsoft.com/office/word/2010/wordprocessingShape" mc:Ignorable="w14 w15 w16se w16cid wp14">
   <w:endnote w:type="separator" w:id="-1">
     <w:p>
       <w:pPr>
@@ -1412,7 +861,7 @@
 </file>
 
 <file path=word/footer1.xml><?xml version="1.0" encoding="utf-8"?>
-<w:ftr xmlns:wpc="http://schemas.microsoft.com/office/word/2010/wordprocessingCanvas" xmlns:mc="http://schemas.openxmlformats.org/markup-compatibility/2006" xmlns:o="urn:schemas-microsoft-com:office:office" xmlns:r="http://schemas.openxmlformats.org/officeDocument/2006/relationships" xmlns:m="http://schemas.openxmlformats.org/officeDocument/2006/math" xmlns:v="urn:schemas-microsoft-com:vml" xmlns:wp14="http://schemas.microsoft.com/office/word/2010/wordprocessingDrawing" xmlns:wp="http://schemas.openxmlformats.org/drawingml/2006/wordprocessingDrawing" xmlns:w10="urn:schemas-microsoft-com:office:word" xmlns:w="http://schemas.openxmlformats.org/wordprocessingml/2006/main" xmlns:w14="http://schemas.microsoft.com/office/word/2010/wordml" xmlns:w15="http://schemas.microsoft.com/office/word/2012/wordml" xmlns:wpg="http://schemas.microsoft.com/office/word/2010/wordprocessingGroup" xmlns:wpi="http://schemas.microsoft.com/office/word/2010/wordprocessingInk" xmlns:wne="http://schemas.microsoft.com/office/word/2006/wordml" xmlns:wps="http://schemas.microsoft.com/office/word/2010/wordprocessingShape" mc:Ignorable="w14 w15 wp14">
+<w:ftr xmlns:wpc="http://schemas.microsoft.com/office/word/2010/wordprocessingCanvas" xmlns:cx="http://schemas.microsoft.com/office/drawing/2014/chartex" xmlns:cx1="http://schemas.microsoft.com/office/drawing/2015/9/8/chartex" xmlns:cx2="http://schemas.microsoft.com/office/drawing/2015/10/21/chartex" xmlns:cx3="http://schemas.microsoft.com/office/drawing/2016/5/9/chartex" xmlns:cx4="http://schemas.microsoft.com/office/drawing/2016/5/10/chartex" xmlns:cx5="http://schemas.microsoft.com/office/drawing/2016/5/11/chartex" xmlns:cx6="http://schemas.microsoft.com/office/drawing/2016/5/12/chartex" xmlns:cx7="http://schemas.microsoft.com/office/drawing/2016/5/13/chartex" xmlns:cx8="http://schemas.microsoft.com/office/drawing/2016/5/14/chartex" xmlns:mc="http://schemas.openxmlformats.org/markup-compatibility/2006" xmlns:aink="http://schemas.microsoft.com/office/drawing/2016/ink" xmlns:am3d="http://schemas.microsoft.com/office/drawing/2017/model3d" xmlns:o="urn:schemas-microsoft-com:office:office" xmlns:r="http://schemas.openxmlformats.org/officeDocument/2006/relationships" xmlns:m="http://schemas.openxmlformats.org/officeDocument/2006/math" xmlns:v="urn:schemas-microsoft-com:vml" xmlns:wp14="http://schemas.microsoft.com/office/word/2010/wordprocessingDrawing" xmlns:wp="http://schemas.openxmlformats.org/drawingml/2006/wordprocessingDrawing" xmlns:w10="urn:schemas-microsoft-com:office:word" xmlns:w="http://schemas.openxmlformats.org/wordprocessingml/2006/main" xmlns:w14="http://schemas.microsoft.com/office/word/2010/wordml" xmlns:w15="http://schemas.microsoft.com/office/word/2012/wordml" xmlns:w16cid="http://schemas.microsoft.com/office/word/2016/wordml/cid" xmlns:w16se="http://schemas.microsoft.com/office/word/2015/wordml/symex" xmlns:wpg="http://schemas.microsoft.com/office/word/2010/wordprocessingGroup" xmlns:wpi="http://schemas.microsoft.com/office/word/2010/wordprocessingInk" xmlns:wne="http://schemas.microsoft.com/office/word/2006/wordml" xmlns:wps="http://schemas.microsoft.com/office/word/2010/wordprocessingShape" mc:Ignorable="w14 w15 w16se w16cid wp14">
   <w:p>
     <w:pPr>
       <w:pStyle w:val="Footer"/>
@@ -1427,23 +876,7 @@
         <w:i/>
         <w:sz w:val="20"/>
       </w:rPr>
-      <w:t xml:space="preserve">1A, Pleasant Apartment, No.45, Taylors Road, </w:t>
-    </w:r>
-    <w:proofErr w:type="spellStart"/>
-    <w:r>
-      <w:rPr>
-        <w:i/>
-        <w:sz w:val="20"/>
-      </w:rPr>
-      <w:t>Kilpauk</w:t>
-    </w:r>
-    <w:proofErr w:type="spellEnd"/>
-    <w:r>
-      <w:rPr>
-        <w:i/>
-        <w:sz w:val="20"/>
-      </w:rPr>
-      <w:t>, Chennai-600010.</w:t>
+      <w:t>1A, Pleasant Apartment, No.45, Taylors Road, Kilpauk, Chennai-600010.</w:t>
     </w:r>
   </w:p>
   <w:p>
@@ -1466,23 +899,7 @@
         <w:i/>
         <w:sz w:val="20"/>
       </w:rPr>
-      <w:t xml:space="preserve">  </w:t>
-    </w:r>
-    <w:proofErr w:type="gramStart"/>
-    <w:r>
-      <w:rPr>
-        <w:i/>
-        <w:sz w:val="20"/>
-      </w:rPr>
-      <w:t>Mobile :</w:t>
-    </w:r>
-    <w:proofErr w:type="gramEnd"/>
-    <w:r>
-      <w:rPr>
-        <w:i/>
-        <w:sz w:val="20"/>
-      </w:rPr>
-      <w:t xml:space="preserve"> 9444175678 / 9445475692</w:t>
+      <w:t xml:space="preserve">  Mobile : 9444175678 / 9445475692</w:t>
     </w:r>
     <w:r>
       <w:rPr>
@@ -1511,7 +928,7 @@
 </file>
 
 <file path=word/footnotes.xml><?xml version="1.0" encoding="utf-8"?>
-<w:footnotes xmlns:wpc="http://schemas.microsoft.com/office/word/2010/wordprocessingCanvas" xmlns:mc="http://schemas.openxmlformats.org/markup-compatibility/2006" xmlns:o="urn:schemas-microsoft-com:office:office" xmlns:r="http://schemas.openxmlformats.org/officeDocument/2006/relationships" xmlns:m="http://schemas.openxmlformats.org/officeDocument/2006/math" xmlns:v="urn:schemas-microsoft-com:vml" xmlns:wp14="http://schemas.microsoft.com/office/word/2010/wordprocessingDrawing" xmlns:wp="http://schemas.openxmlformats.org/drawingml/2006/wordprocessingDrawing" xmlns:w10="urn:schemas-microsoft-com:office:word" xmlns:w="http://schemas.openxmlformats.org/wordprocessingml/2006/main" xmlns:w14="http://schemas.microsoft.com/office/word/2010/wordml" xmlns:w15="http://schemas.microsoft.com/office/word/2012/wordml" xmlns:wpg="http://schemas.microsoft.com/office/word/2010/wordprocessingGroup" xmlns:wpi="http://schemas.microsoft.com/office/word/2010/wordprocessingInk" xmlns:wne="http://schemas.microsoft.com/office/word/2006/wordml" xmlns:wps="http://schemas.microsoft.com/office/word/2010/wordprocessingShape" mc:Ignorable="w14 w15 wp14">
+<w:footnotes xmlns:wpc="http://schemas.microsoft.com/office/word/2010/wordprocessingCanvas" xmlns:cx="http://schemas.microsoft.com/office/drawing/2014/chartex" xmlns:cx1="http://schemas.microsoft.com/office/drawing/2015/9/8/chartex" xmlns:cx2="http://schemas.microsoft.com/office/drawing/2015/10/21/chartex" xmlns:cx3="http://schemas.microsoft.com/office/drawing/2016/5/9/chartex" xmlns:cx4="http://schemas.microsoft.com/office/drawing/2016/5/10/chartex" xmlns:cx5="http://schemas.microsoft.com/office/drawing/2016/5/11/chartex" xmlns:cx6="http://schemas.microsoft.com/office/drawing/2016/5/12/chartex" xmlns:cx7="http://schemas.microsoft.com/office/drawing/2016/5/13/chartex" xmlns:cx8="http://schemas.microsoft.com/office/drawing/2016/5/14/chartex" xmlns:mc="http://schemas.openxmlformats.org/markup-compatibility/2006" xmlns:aink="http://schemas.microsoft.com/office/drawing/2016/ink" xmlns:am3d="http://schemas.microsoft.com/office/drawing/2017/model3d" xmlns:o="urn:schemas-microsoft-com:office:office" xmlns:r="http://schemas.openxmlformats.org/officeDocument/2006/relationships" xmlns:m="http://schemas.openxmlformats.org/officeDocument/2006/math" xmlns:v="urn:schemas-microsoft-com:vml" xmlns:wp14="http://schemas.microsoft.com/office/word/2010/wordprocessingDrawing" xmlns:wp="http://schemas.openxmlformats.org/drawingml/2006/wordprocessingDrawing" xmlns:w10="urn:schemas-microsoft-com:office:word" xmlns:w="http://schemas.openxmlformats.org/wordprocessingml/2006/main" xmlns:w14="http://schemas.microsoft.com/office/word/2010/wordml" xmlns:w15="http://schemas.microsoft.com/office/word/2012/wordml" xmlns:w16cid="http://schemas.microsoft.com/office/word/2016/wordml/cid" xmlns:w16se="http://schemas.microsoft.com/office/word/2015/wordml/symex" xmlns:wpg="http://schemas.microsoft.com/office/word/2010/wordprocessingGroup" xmlns:wpi="http://schemas.microsoft.com/office/word/2010/wordprocessingInk" xmlns:wne="http://schemas.microsoft.com/office/word/2006/wordml" xmlns:wps="http://schemas.microsoft.com/office/word/2010/wordprocessingShape" mc:Ignorable="w14 w15 w16se w16cid wp14">
   <w:footnote w:type="separator" w:id="-1">
     <w:p>
       <w:pPr>
@@ -1536,7 +953,7 @@
 </file>
 
 <file path=word/header1.xml><?xml version="1.0" encoding="utf-8"?>
-<w:hdr xmlns:wpc="http://schemas.microsoft.com/office/word/2010/wordprocessingCanvas" xmlns:mc="http://schemas.openxmlformats.org/markup-compatibility/2006" xmlns:o="urn:schemas-microsoft-com:office:office" xmlns:r="http://schemas.openxmlformats.org/officeDocument/2006/relationships" xmlns:m="http://schemas.openxmlformats.org/officeDocument/2006/math" xmlns:v="urn:schemas-microsoft-com:vml" xmlns:wp14="http://schemas.microsoft.com/office/word/2010/wordprocessingDrawing" xmlns:wp="http://schemas.openxmlformats.org/drawingml/2006/wordprocessingDrawing" xmlns:w10="urn:schemas-microsoft-com:office:word" xmlns:w="http://schemas.openxmlformats.org/wordprocessingml/2006/main" xmlns:w14="http://schemas.microsoft.com/office/word/2010/wordml" xmlns:w15="http://schemas.microsoft.com/office/word/2012/wordml" xmlns:wpg="http://schemas.microsoft.com/office/word/2010/wordprocessingGroup" xmlns:wpi="http://schemas.microsoft.com/office/word/2010/wordprocessingInk" xmlns:wne="http://schemas.microsoft.com/office/word/2006/wordml" xmlns:wps="http://schemas.microsoft.com/office/word/2010/wordprocessingShape" mc:Ignorable="w14 w15 wp14">
+<w:hdr xmlns:wpc="http://schemas.microsoft.com/office/word/2010/wordprocessingCanvas" xmlns:cx="http://schemas.microsoft.com/office/drawing/2014/chartex" xmlns:cx1="http://schemas.microsoft.com/office/drawing/2015/9/8/chartex" xmlns:cx2="http://schemas.microsoft.com/office/drawing/2015/10/21/chartex" xmlns:cx3="http://schemas.microsoft.com/office/drawing/2016/5/9/chartex" xmlns:cx4="http://schemas.microsoft.com/office/drawing/2016/5/10/chartex" xmlns:cx5="http://schemas.microsoft.com/office/drawing/2016/5/11/chartex" xmlns:cx6="http://schemas.microsoft.com/office/drawing/2016/5/12/chartex" xmlns:cx7="http://schemas.microsoft.com/office/drawing/2016/5/13/chartex" xmlns:cx8="http://schemas.microsoft.com/office/drawing/2016/5/14/chartex" xmlns:mc="http://schemas.openxmlformats.org/markup-compatibility/2006" xmlns:aink="http://schemas.microsoft.com/office/drawing/2016/ink" xmlns:am3d="http://schemas.microsoft.com/office/drawing/2017/model3d" xmlns:o="urn:schemas-microsoft-com:office:office" xmlns:r="http://schemas.openxmlformats.org/officeDocument/2006/relationships" xmlns:m="http://schemas.openxmlformats.org/officeDocument/2006/math" xmlns:v="urn:schemas-microsoft-com:vml" xmlns:wp14="http://schemas.microsoft.com/office/word/2010/wordprocessingDrawing" xmlns:wp="http://schemas.openxmlformats.org/drawingml/2006/wordprocessingDrawing" xmlns:w10="urn:schemas-microsoft-com:office:word" xmlns:w="http://schemas.openxmlformats.org/wordprocessingml/2006/main" xmlns:w14="http://schemas.microsoft.com/office/word/2010/wordml" xmlns:w15="http://schemas.microsoft.com/office/word/2012/wordml" xmlns:w16cid="http://schemas.microsoft.com/office/word/2016/wordml/cid" xmlns:w16se="http://schemas.microsoft.com/office/word/2015/wordml/symex" xmlns:wpg="http://schemas.microsoft.com/office/word/2010/wordprocessingGroup" xmlns:wpi="http://schemas.microsoft.com/office/word/2010/wordprocessingInk" xmlns:wne="http://schemas.microsoft.com/office/word/2006/wordml" xmlns:wps="http://schemas.microsoft.com/office/word/2010/wordprocessingShape" mc:Ignorable="w14 w15 w16se w16cid wp14">
   <w:p>
     <w:pPr>
       <w:pStyle w:val="Header"/>
@@ -1635,7 +1052,7 @@
 </file>
 
 <file path=word/styles.xml><?xml version="1.0" encoding="utf-8"?>
-<w:styles xmlns:mc="http://schemas.openxmlformats.org/markup-compatibility/2006" xmlns:r="http://schemas.openxmlformats.org/officeDocument/2006/relationships" xmlns:w="http://schemas.openxmlformats.org/wordprocessingml/2006/main" xmlns:w14="http://schemas.microsoft.com/office/word/2010/wordml" xmlns:w15="http://schemas.microsoft.com/office/word/2012/wordml" mc:Ignorable="w14 w15">
+<w:styles xmlns:mc="http://schemas.openxmlformats.org/markup-compatibility/2006" xmlns:r="http://schemas.openxmlformats.org/officeDocument/2006/relationships" xmlns:w="http://schemas.openxmlformats.org/wordprocessingml/2006/main" xmlns:w14="http://schemas.microsoft.com/office/word/2010/wordml" xmlns:w15="http://schemas.microsoft.com/office/word/2012/wordml" xmlns:w16cid="http://schemas.microsoft.com/office/word/2016/wordml/cid" xmlns:w16se="http://schemas.microsoft.com/office/word/2015/wordml/symex" mc:Ignorable="w14 w15 w16se w16cid">
   <w:docDefaults>
     <w:rPrDefault>
       <w:rPr>
@@ -1651,7 +1068,7 @@
       </w:pPr>
     </w:pPrDefault>
   </w:docDefaults>
-  <w:latentStyles w:defLockedState="0" w:defUIPriority="99" w:defSemiHidden="0" w:defUnhideWhenUsed="0" w:defQFormat="0" w:count="371">
+  <w:latentStyles w:defLockedState="0" w:defUIPriority="99" w:defSemiHidden="0" w:defUnhideWhenUsed="0" w:defQFormat="0" w:count="375">
     <w:lsdException w:name="Normal" w:uiPriority="0" w:qFormat="1"/>
     <w:lsdException w:name="heading 1" w:uiPriority="9" w:qFormat="1"/>
     <w:lsdException w:name="heading 2" w:semiHidden="1" w:uiPriority="9" w:unhideWhenUsed="1" w:qFormat="1"/>
@@ -1757,7 +1174,6 @@
     <w:lsdException w:name="HTML Sample" w:semiHidden="1" w:unhideWhenUsed="1"/>
     <w:lsdException w:name="HTML Typewriter" w:semiHidden="1" w:unhideWhenUsed="1"/>
     <w:lsdException w:name="HTML Variable" w:semiHidden="1" w:unhideWhenUsed="1"/>
-    <w:lsdException w:name="Normal Table" w:semiHidden="1" w:unhideWhenUsed="1"/>
     <w:lsdException w:name="annotation subject" w:semiHidden="1" w:unhideWhenUsed="1"/>
     <w:lsdException w:name="No List" w:semiHidden="1" w:unhideWhenUsed="1"/>
     <w:lsdException w:name="Outline List 1" w:semiHidden="1" w:unhideWhenUsed="1"/>
@@ -1801,10 +1217,8 @@
     <w:lsdException w:name="Table Elegant" w:semiHidden="1" w:unhideWhenUsed="1"/>
     <w:lsdException w:name="Table Professional" w:semiHidden="1" w:unhideWhenUsed="1"/>
     <w:lsdException w:name="Table Subtle 1" w:semiHidden="1" w:unhideWhenUsed="1"/>
-    <w:lsdException w:name="Table Subtle 2" w:semiHidden="1" w:unhideWhenUsed="1"/>
     <w:lsdException w:name="Table Web 1" w:semiHidden="1" w:unhideWhenUsed="1"/>
     <w:lsdException w:name="Table Web 2" w:semiHidden="1" w:unhideWhenUsed="1"/>
-    <w:lsdException w:name="Table Web 3" w:semiHidden="1" w:unhideWhenUsed="1"/>
     <w:lsdException w:name="Balloon Text" w:semiHidden="1" w:unhideWhenUsed="1"/>
     <w:lsdException w:name="Table Grid" w:uiPriority="39"/>
     <w:lsdException w:name="Table Theme" w:semiHidden="1" w:unhideWhenUsed="1"/>
@@ -2023,6 +1437,10 @@
     <w:lsdException w:name="List Table 5 Dark Accent 6" w:uiPriority="50"/>
     <w:lsdException w:name="List Table 6 Colorful Accent 6" w:uiPriority="51"/>
     <w:lsdException w:name="List Table 7 Colorful Accent 6" w:uiPriority="52"/>
+    <w:lsdException w:name="Mention" w:semiHidden="1" w:unhideWhenUsed="1"/>
+    <w:lsdException w:name="Smart Hyperlink" w:semiHidden="1" w:unhideWhenUsed="1"/>
+    <w:lsdException w:name="Hashtag" w:semiHidden="1" w:unhideWhenUsed="1"/>
+    <w:lsdException w:name="Unresolved Mention" w:semiHidden="1" w:unhideWhenUsed="1"/>
   </w:latentStyles>
   <w:style w:type="paragraph" w:default="1" w:styleId="Normal">
     <w:name w:val="Normal"/>
